--- a/docs/master_cv.docx
+++ b/docs/master_cv.docx
@@ -29,7 +29,7 @@
           <w:color w:val="6B6560"/>
           <w:sz w:val="21"/>
         </w:rPr>
-        <w:t>Hong Kong   ·   +852 90221206   ·   hilsaga@gmail.com</w:t>
+        <w:t>Hong Kong   ·   +852 90221206   ·   hilsaga@gmail.com   ·   https://github.com/hilsaga</w:t>
       </w:r>
     </w:p>
     <w:p>
@@ -59,7 +59,7 @@
           <w:color w:val="2F4F46"/>
           <w:sz w:val="24"/>
         </w:rPr>
-        <w:t>AI Director and Architect</w:t>
+        <w:t>Technical Product Manager</w:t>
       </w:r>
     </w:p>
     <w:p>
@@ -74,7 +74,7 @@
           <w:color w:val="2F4F46"/>
           <w:sz w:val="24"/>
         </w:rPr>
-        <w:t>Technical Project Management</w:t>
+        <w:t>Full-Stack Developer</w:t>
       </w:r>
     </w:p>
     <w:p>
@@ -89,7 +89,7 @@
           <w:color w:val="2F4F46"/>
           <w:sz w:val="24"/>
         </w:rPr>
-        <w:t>Business Analyst and Forward Deployed Engineer</w:t>
+        <w:t>Business Analyst</w:t>
       </w:r>
     </w:p>
     <w:p>
@@ -122,7 +122,7 @@
           <w:color w:val="1C1917"/>
           <w:sz w:val="22"/>
         </w:rPr>
-        <w:t>AI director and architect for agentic systems, technical operations, and delivery planning, with 10+ years shipping fintech products. The work is ordered as AI leadership, then project management, then business analysis and forward-deployed delivery, with software engineering as the execution layer underneath. Co-founded Garlican Tech and directed Investtab.com from 0 to 30,000+ active users. Holds an M.S. in Statistics and passed SOA/CAS exams P, FM, MFE, and MLC.</w:t>
+        <w:t>AI-driven technical product manager, full-stack developer, and business analyst with 10+ years of end-to-end software delivery, specializing in fintech systems, low-code B2B quant platforms, and agentic AI architecture. Combines hands-on full-stack programming (Next.js, React, Python, WebSockets, APIs) with an M.S. in Statistics and an actuarial science background to bridge quantitative risk models with scalable products. Scaled platforms from 0 to 30,000+ active users, integrated TradingView and MultiCharts, and translated business requirements into engineering specs.</w:t>
       </w:r>
     </w:p>
     <w:p>
@@ -187,7 +187,7 @@
                 <w:color w:val="1C1917"/>
                 <w:sz w:val="18"/>
               </w:rPr>
-              <w:t>AI Director and Architect</w:t>
+              <w:t>Technical Product Manager</w:t>
             </w:r>
           </w:p>
         </w:tc>
@@ -215,93 +215,7 @@
                 <w:color w:val="1C1917"/>
                 <w:sz w:val="18"/>
               </w:rPr>
-              <w:t>Agentic AI</w:t>
-            </w:r>
-          </w:p>
-        </w:tc>
-        <w:tc>
-          <w:tcPr>
-            <w:tcW w:type="dxa" w:w="3213"/>
-            <w:shd w:val="clear" w:color="auto" w:fill="F4F0E8"/>
-            <w:tcMar>
-              <w:top w:w="70" w:type="dxa"/>
-              <w:bottom w:w="70" w:type="dxa"/>
-              <w:left w:w="90" w:type="dxa"/>
-              <w:right w:w="90" w:type="dxa"/>
-            </w:tcMar>
-          </w:tcPr>
-          <w:p>
-            <w:pPr>
-              <w:spacing w:before="20" w:after="20"/>
-            </w:pPr>
-            <w:r/>
-            <w:r>
-              <w:rPr>
-                <w:rFonts w:ascii="Calibri" w:hAnsi="Calibri" w:eastAsia="Calibri"/>
-                <w:b w:val="0"/>
-                <w:i w:val="0"/>
-                <w:color w:val="1C1917"/>
-                <w:sz w:val="18"/>
-              </w:rPr>
-              <w:t>LLM / MCP / ACP</w:t>
-            </w:r>
-          </w:p>
-        </w:tc>
-      </w:tr>
-      <w:tr>
-        <w:tc>
-          <w:tcPr>
-            <w:tcW w:type="dxa" w:w="3213"/>
-            <w:shd w:val="clear" w:color="auto" w:fill="F4F0E8"/>
-            <w:tcMar>
-              <w:top w:w="70" w:type="dxa"/>
-              <w:bottom w:w="70" w:type="dxa"/>
-              <w:left w:w="90" w:type="dxa"/>
-              <w:right w:w="90" w:type="dxa"/>
-            </w:tcMar>
-          </w:tcPr>
-          <w:p>
-            <w:pPr>
-              <w:spacing w:before="20" w:after="20"/>
-            </w:pPr>
-            <w:r/>
-            <w:r>
-              <w:rPr>
-                <w:rFonts w:ascii="Calibri" w:hAnsi="Calibri" w:eastAsia="Calibri"/>
-                <w:b w:val="0"/>
-                <w:i w:val="0"/>
-                <w:color w:val="1C1917"/>
-                <w:sz w:val="18"/>
-              </w:rPr>
-              <w:t>Prompt Engineering and AI Copilot</w:t>
-            </w:r>
-          </w:p>
-        </w:tc>
-        <w:tc>
-          <w:tcPr>
-            <w:tcW w:type="dxa" w:w="3213"/>
-            <w:shd w:val="clear" w:color="auto" w:fill="F4F0E8"/>
-            <w:tcMar>
-              <w:top w:w="70" w:type="dxa"/>
-              <w:bottom w:w="70" w:type="dxa"/>
-              <w:left w:w="90" w:type="dxa"/>
-              <w:right w:w="90" w:type="dxa"/>
-            </w:tcMar>
-          </w:tcPr>
-          <w:p>
-            <w:pPr>
-              <w:spacing w:before="20" w:after="20"/>
-            </w:pPr>
-            <w:r/>
-            <w:r>
-              <w:rPr>
-                <w:rFonts w:ascii="Calibri" w:hAnsi="Calibri" w:eastAsia="Calibri"/>
-                <w:b w:val="0"/>
-                <w:i w:val="0"/>
-                <w:color w:val="1C1917"/>
-                <w:sz w:val="18"/>
-              </w:rPr>
-              <w:t>Technical Project Management</w:t>
+              <w:t>Full-Stack Developer</w:t>
             </w:r>
           </w:p>
         </w:tc>
@@ -359,7 +273,7 @@
                 <w:color w:val="1C1917"/>
                 <w:sz w:val="18"/>
               </w:rPr>
-              <w:t>Forward Deployed Engineer</w:t>
+              <w:t>Agentic AI</w:t>
             </w:r>
           </w:p>
         </w:tc>
@@ -387,7 +301,7 @@
                 <w:color w:val="1C1917"/>
                 <w:sz w:val="18"/>
               </w:rPr>
-              <w:t>Full Stack</w:t>
+              <w:t>LLM / MCP / ACP</w:t>
             </w:r>
           </w:p>
         </w:tc>
@@ -415,7 +329,7 @@
                 <w:color w:val="1C1917"/>
                 <w:sz w:val="18"/>
               </w:rPr>
-              <w:t>AI Engineer</w:t>
+              <w:t>Prompt Engineering and AI Copilot</w:t>
             </w:r>
           </w:p>
         </w:tc>
@@ -502,6 +416,92 @@
                 <w:sz w:val="18"/>
               </w:rPr>
               <w:t>Quant Trading</w:t>
+            </w:r>
+          </w:p>
+        </w:tc>
+      </w:tr>
+      <w:tr>
+        <w:tc>
+          <w:tcPr>
+            <w:tcW w:type="dxa" w:w="3213"/>
+            <w:shd w:val="clear" w:color="auto" w:fill="F4F0E8"/>
+            <w:tcMar>
+              <w:top w:w="70" w:type="dxa"/>
+              <w:bottom w:w="70" w:type="dxa"/>
+              <w:left w:w="90" w:type="dxa"/>
+              <w:right w:w="90" w:type="dxa"/>
+            </w:tcMar>
+          </w:tcPr>
+          <w:p>
+            <w:pPr>
+              <w:spacing w:before="20" w:after="20"/>
+            </w:pPr>
+            <w:r/>
+            <w:r>
+              <w:rPr>
+                <w:rFonts w:ascii="Calibri" w:hAnsi="Calibri" w:eastAsia="Calibri"/>
+                <w:b w:val="0"/>
+                <w:i w:val="0"/>
+                <w:color w:val="1C1917"/>
+                <w:sz w:val="18"/>
+              </w:rPr>
+              <w:t>Next.js and React</w:t>
+            </w:r>
+          </w:p>
+        </w:tc>
+        <w:tc>
+          <w:tcPr>
+            <w:tcW w:type="dxa" w:w="3213"/>
+            <w:shd w:val="clear" w:color="auto" w:fill="F4F0E8"/>
+            <w:tcMar>
+              <w:top w:w="70" w:type="dxa"/>
+              <w:bottom w:w="70" w:type="dxa"/>
+              <w:left w:w="90" w:type="dxa"/>
+              <w:right w:w="90" w:type="dxa"/>
+            </w:tcMar>
+          </w:tcPr>
+          <w:p>
+            <w:pPr>
+              <w:spacing w:before="20" w:after="20"/>
+            </w:pPr>
+            <w:r/>
+            <w:r>
+              <w:rPr>
+                <w:rFonts w:ascii="Calibri" w:hAnsi="Calibri" w:eastAsia="Calibri"/>
+                <w:b w:val="0"/>
+                <w:i w:val="0"/>
+                <w:color w:val="1C1917"/>
+                <w:sz w:val="18"/>
+              </w:rPr>
+              <w:t>Statistical Modeling</w:t>
+            </w:r>
+          </w:p>
+        </w:tc>
+        <w:tc>
+          <w:tcPr>
+            <w:tcW w:type="dxa" w:w="3213"/>
+            <w:shd w:val="clear" w:color="auto" w:fill="F4F0E8"/>
+            <w:tcMar>
+              <w:top w:w="70" w:type="dxa"/>
+              <w:bottom w:w="70" w:type="dxa"/>
+              <w:left w:w="90" w:type="dxa"/>
+              <w:right w:w="90" w:type="dxa"/>
+            </w:tcMar>
+          </w:tcPr>
+          <w:p>
+            <w:pPr>
+              <w:spacing w:before="20" w:after="20"/>
+            </w:pPr>
+            <w:r/>
+            <w:r>
+              <w:rPr>
+                <w:rFonts w:ascii="Calibri" w:hAnsi="Calibri" w:eastAsia="Calibri"/>
+                <w:b w:val="0"/>
+                <w:i w:val="0"/>
+                <w:color w:val="1C1917"/>
+                <w:sz w:val="18"/>
+              </w:rPr>
+              <w:t>SDLC and UAT</w:t>
             </w:r>
           </w:p>
         </w:tc>
@@ -595,7 +595,7 @@
                 <w:color w:val="1C1917"/>
                 <w:sz w:val="21"/>
               </w:rPr>
-              <w:t>Agentic AI   ·   autonomous agents   ·   ACP   ·   MCP   ·   LLM tool calling   ·   prompt engineering   ·   AI copilot   ·   AI architecture</w:t>
+              <w:t>Agentic AI architectures   ·   autonomous agent orchestration   ·   ACP   ·   MCP servers   ·   LLM tool calling   ·   dynamic prompt engineering   ·   AI copilot</w:t>
             </w:r>
           </w:p>
         </w:tc>
@@ -652,7 +652,7 @@
                 <w:color w:val="1C1917"/>
                 <w:sz w:val="21"/>
               </w:rPr>
-              <w:t>Executive leadership   ·   roadmap planning   ·   SDLC   ·   Agile   ·   Scrum   ·   UAT   ·   budget allocation   ·   cross-functional management</w:t>
+              <w:t>Executive leadership   ·   end-to-end SDLC   ·   Agile   ·   Scrum   ·   UAT   ·   roadmap planning   ·   cross-functional management   ·   APAC channel expansion</w:t>
             </w:r>
           </w:p>
         </w:tc>
@@ -709,7 +709,7 @@
                 <w:color w:val="1C1917"/>
                 <w:sz w:val="21"/>
               </w:rPr>
-              <w:t>Business analysis   ·   BRD   ·   FSD   ·   ERD   ·   schema design   ·   stakeholder workshops   ·   runbooks   ·   onsite launch   ·   forward deployment</w:t>
+              <w:t>Business analysis   ·   BRD   ·   FSD   ·   ERD   ·   schema design   ·   stakeholder workshops   ·   runbooks   ·   onsite launch   ·   QA</w:t>
             </w:r>
           </w:p>
         </w:tc>
@@ -766,7 +766,7 @@
                 <w:color w:val="1C1917"/>
                 <w:sz w:val="21"/>
               </w:rPr>
-              <w:t>Python   ·   Node.js   ·   FastAPI   ·   Next.js   ·   React   ·   React Native   ·   TypeScript   ·   PHP   ·   HTML5   ·   Linux</w:t>
+              <w:t>Python   ·   Node.js   ·   FastAPI   ·   Next.js   ·   React   ·   React Native   ·   TypeScript   ·   PHP   ·   HTML5</w:t>
             </w:r>
           </w:p>
         </w:tc>
@@ -823,7 +823,7 @@
                 <w:color w:val="1C1917"/>
                 <w:sz w:val="21"/>
               </w:rPr>
-              <w:t>WebSockets   ·   REST APIs   ·   AWS   ·   SQL   ·   MySQL   ·   MongoDB   ·   NoSQL</w:t>
+              <w:t>WebSockets   ·   REST APIs   ·   AWS   ·   SQL   ·   MySQL   ·   MongoDB   ·   NoSQL   ·   Linux   ·   R   ·   SAS</w:t>
             </w:r>
           </w:p>
         </w:tc>
@@ -880,7 +880,7 @@
                 <w:color w:val="1C1917"/>
                 <w:sz w:val="21"/>
               </w:rPr>
-              <w:t>TradingView   ·   MultiCharts   ·   broker systems   ·   statistical modeling   ·   algorithmic backtesting   ·   real-time market data</w:t>
+              <w:t>TradingView   ·   MultiCharts   ·   broker supplied systems   ·   zero-code strategy builders   ·   algorithmic backtesting   ·   real-time market data</w:t>
             </w:r>
           </w:p>
         </w:tc>
@@ -980,7 +980,7 @@
           <w:color w:val="2F4F46"/>
           <w:sz w:val="22"/>
         </w:rPr>
-        <w:t>Executive Director, Technical Co-Founder and Lead AI</w:t>
+        <w:t>Executive Director, Technical Co-Founder and Lead AI PM</w:t>
       </w:r>
     </w:p>
     <w:p>
@@ -996,7 +996,7 @@
           <w:color w:val="1C1917"/>
           <w:sz w:val="22"/>
         </w:rPr>
-        <w:t>·   Directed AI architecture for agentic workflows, including ACP and MCP servers that automate multi-agent signal validation and market sentiment analysis inside LLM networks.</w:t>
+        <w:t>·   Co-founded and architected a B2B quant-trading ecosystem that lets non-technical traders compose, backtest, and execute algorithmic trading strategies with a zero-code visual builder.</w:t>
       </w:r>
     </w:p>
     <w:p>
@@ -1012,7 +1012,7 @@
           <w:color w:val="1C1917"/>
           <w:sz w:val="22"/>
         </w:rPr>
-        <w:t>·   Led product and project planning across the full SDLC, including the platform roadmap, client requirement gathering, and technical sales for B2B institutional clients.</w:t>
+        <w:t>·   Spearheaded API and WebSocket integrations with TradingView, MultiCharts, and Broker Supplied Systems, including sub-second execution logic and signal routing.</w:t>
       </w:r>
     </w:p>
     <w:p>
@@ -1028,7 +1028,39 @@
           <w:color w:val="1C1917"/>
           <w:sz w:val="22"/>
         </w:rPr>
-        <w:t>·   Architected a B2B quant-trading ecosystem that lets non-technical traders compose, backtest, and execute algorithmic strategies through a zero-code visual builder.</w:t>
+        <w:t>·   Architected custom ACP and MCP servers to automate multi-agent signal validation and market sentiment analysis within LLM networks.</w:t>
+      </w:r>
+    </w:p>
+    <w:p>
+      <w:pPr>
+        <w:spacing w:before="20" w:after="60" w:line="276" w:lineRule="auto"/>
+        <w:ind w:left="283"/>
+      </w:pPr>
+      <w:r>
+        <w:rPr>
+          <w:rFonts w:ascii="Calibri" w:hAnsi="Calibri" w:eastAsia="Calibri"/>
+          <w:b w:val="0"/>
+          <w:i w:val="0"/>
+          <w:color w:val="1C1917"/>
+          <w:sz w:val="22"/>
+        </w:rPr>
+        <w:t>·   Led frontend UI architecture in Next.js and React, and built asynchronous Python microservices for real-time order routing, risk checks, and streaming financial telemetry.</w:t>
+      </w:r>
+    </w:p>
+    <w:p>
+      <w:pPr>
+        <w:spacing w:before="20" w:after="60" w:line="276" w:lineRule="auto"/>
+        <w:ind w:left="283"/>
+      </w:pPr>
+      <w:r>
+        <w:rPr>
+          <w:rFonts w:ascii="Calibri" w:hAnsi="Calibri" w:eastAsia="Calibri"/>
+          <w:b w:val="0"/>
+          <w:i w:val="0"/>
+          <w:color w:val="1C1917"/>
+          <w:sz w:val="22"/>
+        </w:rPr>
+        <w:t>·   Managed the full SDLC, technical sales engineering for B2B institutional clients, client requirement gathering, and platform roadmap planning.</w:t>
       </w:r>
     </w:p>
     <w:p>
@@ -1045,38 +1077,6 @@
           <w:sz w:val="22"/>
         </w:rPr>
         <w:t>·   Used Cursor for copilot development of the trading platform and tools proof of concept.</w:t>
-      </w:r>
-    </w:p>
-    <w:p>
-      <w:pPr>
-        <w:spacing w:before="20" w:after="60" w:line="276" w:lineRule="auto"/>
-        <w:ind w:left="283"/>
-      </w:pPr>
-      <w:r>
-        <w:rPr>
-          <w:rFonts w:ascii="Calibri" w:hAnsi="Calibri" w:eastAsia="Calibri"/>
-          <w:b w:val="0"/>
-          <w:i w:val="0"/>
-          <w:color w:val="1C1917"/>
-          <w:sz w:val="22"/>
-        </w:rPr>
-        <w:t>·   Forward-deployed the platform with institutional clients, translating operating needs into delivery plans and implementation support.</w:t>
-      </w:r>
-    </w:p>
-    <w:p>
-      <w:pPr>
-        <w:spacing w:before="20" w:after="60" w:line="276" w:lineRule="auto"/>
-        <w:ind w:left="283"/>
-      </w:pPr>
-      <w:r>
-        <w:rPr>
-          <w:rFonts w:ascii="Calibri" w:hAnsi="Calibri" w:eastAsia="Calibri"/>
-          <w:b w:val="0"/>
-          <w:i w:val="0"/>
-          <w:color w:val="1C1917"/>
-          <w:sz w:val="22"/>
-        </w:rPr>
-        <w:t>·   Directed the engineering execution layer: Next.js and React UI architecture, Python microservices for order routing and risk checks, and API and WebSocket integrations with TradingView, MultiCharts, and Broker Supplied Systems.</w:t>
       </w:r>
     </w:p>
     <w:tbl>
@@ -1171,7 +1171,7 @@
           <w:color w:val="1C1917"/>
           <w:sz w:val="22"/>
         </w:rPr>
-        <w:t>·   Directed technical operations, product planning, and expansion, scaling the financial analysis and real-time stock watchlist platform from zero to 30,000+ active retail investors.</w:t>
+        <w:t>·   Directed system architecture, technical operations, and product expansion, scaling the financial analysis and real-time stock watchlist platform from zero to 30,000+ active retail investors.</w:t>
       </w:r>
     </w:p>
     <w:p>
@@ -1187,7 +1187,7 @@
           <w:color w:val="1C1917"/>
           <w:sz w:val="22"/>
         </w:rPr>
-        <w:t>·   Planned cross-functional roadmaps, budget allocation, and APAC B2B/B2C channel expansion.</w:t>
+        <w:t>·   Partnered with financial KOLs, including MoneyTab, to turn market commentary and stock analysis methods into platform features and real-time market tools.</w:t>
       </w:r>
     </w:p>
     <w:p>
@@ -1203,7 +1203,7 @@
           <w:color w:val="1C1917"/>
           <w:sz w:val="22"/>
         </w:rPr>
-        <w:t>·   Partnered with financial KOLs, including MoneyTab, to turn market commentary and stock analysis methods into platform features.</w:t>
+        <w:t>·   Architected high-concurrency real-time stock market data feeds, dynamic charts, and automated watchlist alerts across web and mobile (React, React Native, Node.js, Python).</w:t>
       </w:r>
     </w:p>
     <w:p>
@@ -1219,7 +1219,7 @@
           <w:color w:val="1C1917"/>
           <w:sz w:val="22"/>
         </w:rPr>
-        <w:t>·   Architected high-concurrency real-time stock data feeds, dynamic charts, and watchlist alerts across web and mobile (React, React Native, Node.js, Python) on SQL and NoSQL schemas.</w:t>
+        <w:t>·   Oversaw technical roadmaps, budget allocation, SQL and NoSQL schemas, and B2B/B2C channel expansion across APAC.</w:t>
       </w:r>
     </w:p>
     <w:tbl>
@@ -1314,7 +1314,7 @@
           <w:color w:val="1C1917"/>
           <w:sz w:val="22"/>
         </w:rPr>
-        <w:t>·   Led business analysis between enterprise stakeholders and engineering teams, translating financial and operational logic into technical specifications.</w:t>
+        <w:t>·   Interfaced between enterprise client stakeholders and developer teams, translating financial and operational business logic into technical specifications.</w:t>
       </w:r>
     </w:p>
     <w:p>
@@ -1330,7 +1330,7 @@
           <w:color w:val="1C1917"/>
           <w:sz w:val="22"/>
         </w:rPr>
-        <w:t>·   Managed delivery governance, UAT schedules, and production deployment for major corporate clients.</w:t>
+        <w:t>·   Managed software delivery lifecycles, structured UAT schedules, and production deployment for major corporate clients.</w:t>
       </w:r>
     </w:p>
     <w:tbl>
@@ -1441,7 +1441,7 @@
           <w:color w:val="1C1917"/>
           <w:sz w:val="22"/>
         </w:rPr>
-        <w:t>·   Managed the delivery lifecycle for high-concurrency event registration and customer care platforms from scoping through live launch.</w:t>
+        <w:t>·   Managed full technical delivery lifecycles for high-concurrency event registration and customer care platforms from scoping through live launch.</w:t>
       </w:r>
     </w:p>
     <w:p>
@@ -1457,7 +1457,7 @@
           <w:color w:val="1C1917"/>
           <w:sz w:val="22"/>
         </w:rPr>
-        <w:t>·   Forward-deployed onsite at MWC Barcelona and Shanghai, providing high-availability infrastructure support during the events.</w:t>
+        <w:t>·   Coordinated discovery workshops with internal business units and global vendors.</w:t>
       </w:r>
     </w:p>
     <w:p>
@@ -1473,7 +1473,7 @@
           <w:color w:val="1C1917"/>
           <w:sz w:val="22"/>
         </w:rPr>
-        <w:t>·   Ran discovery workshops with internal business units and global vendors, then authored runbooks, training, and UAT for multi-tier registration platforms.</w:t>
+        <w:t>·   Authored system documentation and runbooks, and led technical training and UAT across multi-tier registration platforms.</w:t>
       </w:r>
     </w:p>
     <w:p>
@@ -1489,7 +1489,7 @@
           <w:color w:val="1C1917"/>
           <w:sz w:val="22"/>
         </w:rPr>
-        <w:t>·   Designed registration analytics portals and executive dashboards.</w:t>
+        <w:t>·   Provided infrastructure support onsite at MWC Barcelona and Shanghai, and designed registration analytics portals and executive dashboards.</w:t>
       </w:r>
     </w:p>
     <w:tbl>
@@ -1584,7 +1584,7 @@
           <w:color w:val="1C1917"/>
           <w:sz w:val="22"/>
         </w:rPr>
-        <w:t>·   Authored ERD diagrams, I/O specifications, and mobile proof-of-concept applications with SQL backends.</w:t>
+        <w:t>·   Authored ERD diagrams, I/O specifications, and mobile app proofs of concept with SQL backends.</w:t>
       </w:r>
     </w:p>
     <w:tbl>
@@ -1774,7 +1774,7 @@
           <w:color w:val="1C1917"/>
           <w:sz w:val="22"/>
         </w:rPr>
-        <w:t>·   Turned client business models into working web and mobile prototypes (HTML5, PHP, SQL).</w:t>
+        <w:t>·   Developed custom web and mobile applications in HTML5, PHP, and SQL, and turned client business models into working software prototypes.</w:t>
       </w:r>
     </w:p>
     <w:p>
